--- a/eng/docx/01.content.docx
+++ b/eng/docx/01.content.docx
@@ -31483,19 +31483,7 @@
         <w:rPr>
           <w:lang w:val="en_US" w:bidi="en_US"/>
         </w:rPr>
-        <w:t xml:space="preserve">). According to the Hebrew text's timeline, the family moved to Egypt around 1876 BC. The exodus happened around 1446 BC, but many scholars believe the Israelites left Egypt later, around 1270 BC (see </w:t>
-      </w:r>
-      <w:r>
-        <w:rPr>
-          <w:lang w:val="en_US" w:bidi="en_US"/>
-        </w:rPr>
-        <w:t>Exodus Book Introduction</w:t>
-      </w:r>
-      <w:r>
-        <w:rPr>
-          <w:lang w:val="en_US" w:bidi="en_US"/>
-        </w:rPr>
-        <w:t>, “The Date of the Exodus”).</w:t>
+        <w:t>). According to the Hebrew text's timeline, the family moved to Egypt around 1876 BC. The exodus happened around 1446 BC, but many scholars believe the Israelites left Egypt later, around 1270 BC (see Exodus Book Introduction, “The Date of the Exodus”).</w:t>
       </w:r>
       <w:r>
         <w:rPr>
@@ -43659,19 +43647,7 @@
         <w:rPr>
           <w:lang w:val="en_US" w:bidi="en_US"/>
         </w:rPr>
-        <w:t xml:space="preserve">). This follows the literary structure of Genesis (see </w:t>
-      </w:r>
-      <w:r>
-        <w:rPr>
-          <w:lang w:val="en_US" w:bidi="en_US"/>
-        </w:rPr>
-        <w:t>Genesis Book Introduction</w:t>
-      </w:r>
-      <w:r>
-        <w:rPr>
-          <w:lang w:val="en_US" w:bidi="en_US"/>
-        </w:rPr>
-        <w:t>, “Summary”).</w:t>
+        <w:t>). This follows the literary structure of Genesis (see Genesis Book Introduction, “Summary”).</w:t>
       </w:r>
       <w:r>
         <w:rPr>
@@ -57785,19 +57761,7 @@
         <w:rPr>
           <w:lang w:val="en_US" w:bidi="en_US"/>
         </w:rPr>
-        <w:t xml:space="preserve"> This seems to be a later editorial comment by someone who was living in the land after the conquest and giving directions to the tomb (see </w:t>
-      </w:r>
-      <w:r>
-        <w:rPr>
-          <w:lang w:val="en_US" w:bidi="en_US"/>
-        </w:rPr>
-        <w:t>Genesis Book Introduction</w:t>
-      </w:r>
-      <w:r>
-        <w:rPr>
-          <w:lang w:val="en_US" w:bidi="en_US"/>
-        </w:rPr>
-        <w:t>, “Composition”).</w:t>
+        <w:t xml:space="preserve"> This seems to be a later editorial comment by someone who was living in the land after the conquest and giving directions to the tomb (see Genesis Book Introduction, “Composition”).</w:t>
       </w:r>
       <w:r>
         <w:rPr>
@@ -70633,19 +70597,7 @@
         <w:rPr>
           <w:lang w:val="en_US" w:bidi="en_US"/>
         </w:rPr>
-        <w:t xml:space="preserve">Many years later, Ephraim became the leading tribe in the northern kingdom, superior to the tribe of Manasseh. The entire northern kingdom of Israel was occasionally called Ephraim (see study notes on </w:t>
-      </w:r>
-      <w:r>
-        <w:rPr>
-          <w:lang w:val="en_US" w:bidi="en_US"/>
-        </w:rPr>
-        <w:t>2 Chronicles 28:12</w:t>
-      </w:r>
-      <w:r>
-        <w:rPr>
-          <w:lang w:val="en_US" w:bidi="en_US"/>
-        </w:rPr>
-        <w:t xml:space="preserve">; </w:t>
+        <w:t xml:space="preserve">Many years later, Ephraim became the leading tribe in the northern kingdom, superior to the tribe of Manasseh. The entire northern kingdom of Israel was occasionally called Ephraim (see study notes on 2 Chronicles 28:12; </w:t>
       </w:r>
       <w:r>
         <w:rPr>
